--- a/templates/EU_REACH_CERTIFICATE.docx
+++ b/templates/EU_REACH_CERTIFICATE.docx
@@ -648,7 +648,7 @@
             <w:pPr>
               <w:pStyle w:val="41"/>
               <w:spacing w:before="206"/>
-              <w:ind w:left="109"/>
+              <w:ind w:left="109" w:firstLine="100" w:firstLineChars="50"/>
               <w:rPr>
                 <w:rFonts w:ascii="Verdana" w:hAnsi="Verdana"/>
                 <w:b/>
@@ -656,6 +656,8 @@
                 <w:szCs w:val="20"/>
               </w:rPr>
             </w:pPr>
+            <w:bookmarkStart w:id="0" w:name="_GoBack"/>
+            <w:bookmarkEnd w:id="0"/>
             <w:r>
               <w:rPr>
                 <w:rFonts w:ascii="Verdana" w:hAnsi="Verdana"/>
@@ -1240,12 +1242,43 @@
     </w:p>
     <w:p>
       <w:pPr>
-        <w:jc w:val="both"/>
+        <w:keepNext w:val="0"/>
+        <w:keepLines w:val="0"/>
+        <w:pageBreakBefore w:val="0"/>
+        <w:widowControl/>
+        <w:kinsoku/>
+        <w:wordWrap/>
+        <w:overflowPunct/>
+        <w:topLinePunct w:val="0"/>
+        <w:autoSpaceDE/>
+        <w:autoSpaceDN/>
+        <w:bidi w:val="0"/>
+        <w:adjustRightInd/>
+        <w:snapToGrid/>
+        <w:textAlignment w:val="auto"/>
+        <w:rPr>
+          <w:sz w:val="13"/>
+          <w:szCs w:val="13"/>
+        </w:rPr>
       </w:pPr>
     </w:p>
     <w:p>
-      <w:bookmarkStart w:id="0" w:name="_GoBack"/>
-      <w:bookmarkEnd w:id="0"/>
+      <w:pPr>
+        <w:keepNext w:val="0"/>
+        <w:keepLines w:val="0"/>
+        <w:pageBreakBefore w:val="0"/>
+        <w:widowControl/>
+        <w:kinsoku/>
+        <w:wordWrap/>
+        <w:overflowPunct/>
+        <w:topLinePunct w:val="0"/>
+        <w:autoSpaceDE/>
+        <w:autoSpaceDN/>
+        <w:bidi w:val="0"/>
+        <w:adjustRightInd/>
+        <w:snapToGrid/>
+        <w:textAlignment w:val="auto"/>
+      </w:pPr>
       <w:r>
         <w:rPr>
           <w:sz w:val="20"/>
@@ -2599,7 +2632,7 @@
     <w:lsdException w:qFormat="1" w:unhideWhenUsed="0" w:uiPriority="10" w:semiHidden="0" w:name="Title"/>
     <w:lsdException w:uiPriority="99" w:name="Closing"/>
     <w:lsdException w:uiPriority="99" w:name="Signature"/>
-    <w:lsdException w:uiPriority="1" w:name="Default Paragraph Font"/>
+    <w:lsdException w:qFormat="1" w:uiPriority="1" w:name="Default Paragraph Font"/>
     <w:lsdException w:qFormat="1" w:unhideWhenUsed="0" w:uiPriority="1" w:semiHidden="0" w:name="Body Text"/>
     <w:lsdException w:uiPriority="99" w:name="Body Text Indent"/>
     <w:lsdException w:uiPriority="99" w:name="List Continue"/>
@@ -2619,7 +2652,7 @@
     <w:lsdException w:uiPriority="99" w:name="Body Text Indent 2"/>
     <w:lsdException w:uiPriority="99" w:name="Body Text Indent 3"/>
     <w:lsdException w:uiPriority="99" w:name="Block Text"/>
-    <w:lsdException w:uiPriority="99" w:semiHidden="0" w:name="Hyperlink"/>
+    <w:lsdException w:qFormat="1" w:uiPriority="99" w:semiHidden="0" w:name="Hyperlink"/>
     <w:lsdException w:uiPriority="99" w:name="FollowedHyperlink"/>
     <w:lsdException w:qFormat="1" w:unhideWhenUsed="0" w:uiPriority="22" w:semiHidden="0" w:name="Strong"/>
     <w:lsdException w:qFormat="1" w:unhideWhenUsed="0" w:uiPriority="20" w:semiHidden="0" w:name="Emphasis"/>
@@ -3023,6 +3056,7 @@
     <w:name w:val="Default Paragraph Font"/>
     <w:semiHidden/>
     <w:unhideWhenUsed/>
+    <w:qFormat/>
     <w:uiPriority w:val="1"/>
   </w:style>
   <w:style w:type="table" w:default="1" w:styleId="12">
@@ -3092,6 +3126,7 @@
     <w:name w:val="Hyperlink"/>
     <w:basedOn w:val="11"/>
     <w:unhideWhenUsed/>
+    <w:qFormat/>
     <w:uiPriority w:val="99"/>
     <w:rPr>
       <w:color w:val="467886" w:themeColor="hyperlink"/>
@@ -3166,6 +3201,7 @@
     <w:basedOn w:val="11"/>
     <w:link w:val="3"/>
     <w:semiHidden/>
+    <w:qFormat/>
     <w:uiPriority w:val="9"/>
     <w:rPr>
       <w:rFonts w:asciiTheme="majorHAnsi" w:hAnsiTheme="majorHAnsi" w:eastAsiaTheme="majorEastAsia" w:cstheme="majorBidi"/>
@@ -3207,6 +3243,7 @@
     <w:basedOn w:val="11"/>
     <w:link w:val="6"/>
     <w:semiHidden/>
+    <w:qFormat/>
     <w:uiPriority w:val="9"/>
     <w:rPr>
       <w:rFonts w:eastAsiaTheme="majorEastAsia" w:cstheme="majorBidi"/>
@@ -3218,6 +3255,7 @@
     <w:basedOn w:val="11"/>
     <w:link w:val="7"/>
     <w:semiHidden/>
+    <w:qFormat/>
     <w:uiPriority w:val="9"/>
     <w:rPr>
       <w:rFonts w:eastAsiaTheme="majorEastAsia" w:cstheme="majorBidi"/>
@@ -3456,6 +3494,7 @@
     <w:name w:val="Footer Char"/>
     <w:basedOn w:val="11"/>
     <w:link w:val="14"/>
+    <w:qFormat/>
     <w:uiPriority w:val="99"/>
   </w:style>
   <w:style w:type="character" w:customStyle="1" w:styleId="39">
@@ -3463,6 +3502,7 @@
     <w:basedOn w:val="11"/>
     <w:semiHidden/>
     <w:unhideWhenUsed/>
+    <w:qFormat/>
     <w:uiPriority w:val="99"/>
     <w:rPr>
       <w:color w:val="605E5C"/>
@@ -3473,6 +3513,7 @@
     <w:name w:val="Body Text Char"/>
     <w:basedOn w:val="11"/>
     <w:link w:val="13"/>
+    <w:qFormat/>
     <w:uiPriority w:val="1"/>
     <w:rPr>
       <w:rFonts w:ascii="Arial MT" w:hAnsi="Arial MT" w:eastAsia="Arial MT" w:cs="Arial MT"/>
